--- a/assets/tpl/F10_Dokumentasi.docx
+++ b/assets/tpl/F10_Dokumentasi.docx
@@ -159,7 +159,7 @@
           <w:sz w:val="24"/>
           <w:szCs w:val="24"/>
         </w:rPr>
-        <w:t xml:space="preserve">FOTO GEOTAG LAHAN SEBELUM DILAKUKAN KEGIATAN (0%)</w:t>
+        <w:t xml:space="preserve">FOTO GEOTAG LAHAN SEBELUM DILAKUKAN KEGIATAN {{keg_besar}}</w:t>
       </w:r>
     </w:p>
     <w:p>
@@ -195,7 +195,7 @@
           <w:sz w:val="24"/>
           <w:szCs w:val="24"/>
         </w:rPr>
-        <w:t xml:space="preserve">FOTO GEOTAG PROSES PEKERJAAN KEGIATAN (50%)</w:t>
+        <w:t xml:space="preserve">FOTO GEOTAG PROSES PEKERJAAN KEGIATAN {{keg_besar}}</w:t>
       </w:r>
     </w:p>
     <w:p>
@@ -231,7 +231,7 @@
           <w:sz w:val="24"/>
           <w:szCs w:val="24"/>
         </w:rPr>
-        <w:t xml:space="preserve">FOTO GEOTAG SETELAH DILAKUKAN PEKERJAAN KEGIATAN (100%)</w:t>
+        <w:t xml:space="preserve">FOTO GEOTAG SETELAH DILAKUKAN PEKERJAAN KEGIATAN {{keg_besar}}</w:t>
       </w:r>
     </w:p>
     <w:p>
